--- a/Teknik-Tenaga-Listrik/Modul-Word/Modul-3-Daya-pada-Jaringan-Listrik-DC-dengan-Satu-Sumber-Tegangan.docx
+++ b/Teknik-Tenaga-Listrik/Modul-Word/Modul-3-Daya-pada-Jaringan-Listrik-DC-dengan-Satu-Sumber-Tegangan.docx
@@ -2832,7 +2832,9 @@
           <w:color w:val="1F3864"/>
           <w:sz w:val="28"/>
         </w:rPr>
-        <w:t>HUKUM OHM, DAYA, DAN ENERGI</w:t>
+        <w:t>HUKUM OHM,</w:t>
+        <w:br/>
+        <w:t>DAYA, DAN ENERGI</w:t>
       </w:r>
     </w:p>
     <w:p>
@@ -4536,7 +4538,9 @@
           <w:color w:val="1F3864"/>
           <w:sz w:val="28"/>
         </w:rPr>
-        <w:t>HUBUNGAN SERI DAN PARALEL</w:t>
+        <w:t>HUBUNGAN SERI</w:t>
+        <w:br/>
+        <w:t>DAN PARALEL</w:t>
       </w:r>
     </w:p>
     <w:p>
@@ -4563,7 +4567,7 @@
       <w:r>
         <w:drawing>
           <wp:inline xmlns:a="http://schemas.openxmlformats.org/drawingml/2006/main" xmlns:pic="http://schemas.openxmlformats.org/drawingml/2006/picture">
-            <wp:extent cx="5400000" cy="1734242"/>
+            <wp:extent cx="5400000" cy="1766630"/>
             <wp:docPr id="1858245149" name="Picture 1858245149"/>
             <wp:cNvGraphicFramePr>
               <a:graphicFrameLocks noChangeAspect="1"/>
@@ -4584,7 +4588,7 @@
                   <pic:spPr>
                     <a:xfrm>
                       <a:off x="0" y="0"/>
-                      <a:ext cx="5400000" cy="1734242"/>
+                      <a:ext cx="5400000" cy="1766630"/>
                     </a:xfrm>
                     <a:prstGeom prst="rect"/>
                   </pic:spPr>
@@ -6207,7 +6211,9 @@
           <w:color w:val="1F3864"/>
           <w:sz w:val="28"/>
         </w:rPr>
-        <w:t>HUKUM KIRCHHOFF DAN REDUKSI JARINGAN</w:t>
+        <w:t>HUKUM KIRCHHOFF</w:t>
+        <w:br/>
+        <w:t>DAN REDUKSI JARINGAN</w:t>
       </w:r>
     </w:p>
     <w:p>
@@ -7560,7 +7566,9 @@
           <w:color w:val="1F3864"/>
           <w:sz w:val="28"/>
         </w:rPr>
-        <w:t>DAYA, RUGI, DAN EFISIENSI PENYALURAN</w:t>
+        <w:t>DAYA, RUGI,</w:t>
+        <w:br/>
+        <w:t>DAN EFISIENSI PENYALURAN</w:t>
       </w:r>
     </w:p>
     <w:p>
@@ -8426,7 +8434,7 @@
           <w:i w:val="0"/>
           <w:sz w:val="20"/>
         </w:rPr>
-        <w:t>Tabel 4. Tegangan sistem: Arus untuk 2,4 kW, Rugi pada R_sal = 0,12 Ω, Efisiensi.</w:t>
+        <w:t>Tabel 4. Tegangan sistem: Arus untuk 2,4 kW, Rugi pada Rsal = 0,12 Ω, Efisiensi.</w:t>
       </w:r>
     </w:p>
     <w:tbl>
@@ -8499,7 +8507,26 @@
                 <w:i w:val="0"/>
                 <w:sz w:val="18"/>
               </w:rPr>
-              <w:t>Rugi pada R_sal = 0,12 Ω</w:t>
+              <w:t>Rugi pada R</w:t>
+            </w:r>
+            <w:r>
+              <w:rPr>
+                <w:rFonts w:ascii="Arial" w:hAnsi="Arial" w:eastAsia="Arial" w:cs="Arial"/>
+                <w:b/>
+                <w:i w:val="0"/>
+                <w:sz w:val="18"/>
+                <w:vertAlign w:val="subscript"/>
+              </w:rPr>
+              <w:t>sal</w:t>
+            </w:r>
+            <w:r>
+              <w:rPr>
+                <w:rFonts w:ascii="Arial" w:hAnsi="Arial" w:eastAsia="Arial" w:cs="Arial"/>
+                <w:b/>
+                <w:i w:val="0"/>
+                <w:sz w:val="18"/>
+              </w:rPr>
+              <w:t xml:space="preserve"> = 0,12 Ω</w:t>
             </w:r>
           </w:p>
         </w:tc>
@@ -8962,7 +8989,9 @@
           <w:color w:val="1F3864"/>
           <w:sz w:val="28"/>
         </w:rPr>
-        <w:t>SUMBER NYATA DAN TRANSFER DAYA MAKSIMUM</w:t>
+        <w:t>SUMBER NYATA DAN</w:t>
+        <w:br/>
+        <w:t>TRANSFER DAYA MAKSIMUM</w:t>
       </w:r>
     </w:p>
     <w:p>
@@ -8989,7 +9018,7 @@
       <w:r>
         <w:drawing>
           <wp:inline xmlns:a="http://schemas.openxmlformats.org/drawingml/2006/main" xmlns:pic="http://schemas.openxmlformats.org/drawingml/2006/picture">
-            <wp:extent cx="5400000" cy="2078735"/>
+            <wp:extent cx="5400000" cy="2111123"/>
             <wp:docPr id="1858245152" name="Picture 1858245152"/>
             <wp:cNvGraphicFramePr>
               <a:graphicFrameLocks noChangeAspect="1"/>
@@ -9010,7 +9039,7 @@
                   <pic:spPr>
                     <a:xfrm>
                       <a:off x="0" y="0"/>
-                      <a:ext cx="5400000" cy="2078735"/>
+                      <a:ext cx="5400000" cy="2111123"/>
                     </a:xfrm>
                     <a:prstGeom prst="rect"/>
                   </pic:spPr>
@@ -9033,7 +9062,26 @@
           <w:i w:val="0"/>
           <w:sz w:val="20"/>
         </w:rPr>
-        <w:t>Gambar 5 — Transfer daya maksimum dan efisiensi terhadap R_L. Daya ke beban memuncak saat resistansi beban sama dengan hambatan dalam sumber, tetapi pada titik itu separuh daya terbuang di dalam sumber; sistem tenaga bekerja jauh di kanan titik ini.</w:t>
+        <w:t>Gambar 5 — Transfer daya maksimum dan efisiensi terhadap R</w:t>
+      </w:r>
+      <w:r>
+        <w:rPr>
+          <w:rFonts w:ascii="Arial" w:hAnsi="Arial" w:eastAsia="Arial" w:cs="Arial"/>
+          <w:b/>
+          <w:i w:val="0"/>
+          <w:sz w:val="20"/>
+          <w:vertAlign w:val="subscript"/>
+        </w:rPr>
+        <w:t>L</w:t>
+      </w:r>
+      <w:r>
+        <w:rPr>
+          <w:rFonts w:ascii="Arial" w:hAnsi="Arial" w:eastAsia="Arial" w:cs="Arial"/>
+          <w:b/>
+          <w:i w:val="0"/>
+          <w:sz w:val="20"/>
+        </w:rPr>
+        <w:t>. Daya ke beban memuncak saat resistansi beban sama dengan hambatan dalam sumber, tetapi pada titik itu separuh daya terbuang di dalam sumber; sistem tenaga bekerja jauh di kanan titik ini.</w:t>
       </w:r>
     </w:p>
     <w:p>
@@ -10882,7 +10930,9 @@
           <w:color w:val="1F3864"/>
           <w:sz w:val="28"/>
         </w:rPr>
-        <w:t>KABEL DC: JATUH TEGANGAN DAN PEMILIHAN PENAMPANG</w:t>
+        <w:t>KABEL DC: JATUH TEGANGAN</w:t>
+        <w:br/>
+        <w:t>DAN PEMILIHAN PENAMPANG</w:t>
       </w:r>
     </w:p>
     <w:p>
@@ -12410,7 +12460,9 @@
           <w:color w:val="1F3864"/>
           <w:sz w:val="28"/>
         </w:rPr>
-        <w:t>ANIMASI INTERAKTIF JARINGAN DC</w:t>
+        <w:t>ANIMASI INTERAKTIF</w:t>
+        <w:br/>
+        <w:t>JARINGAN DC</w:t>
       </w:r>
     </w:p>
     <w:p>
@@ -12441,7 +12493,70 @@
           <w:color w:val="2E4A7A"/>
           <w:sz w:val="24"/>
         </w:rPr>
-        <w:t>Animasi 1 — Jaringan Seri–Paralel: Reduksi, Arus, dan Tegangan R1 + (R2 ∥ R3)</w:t>
+        <w:t>Animasi 1 — Jaringan Seri–Paralel: Reduksi, Arus, dan Tegangan R</w:t>
+      </w:r>
+      <w:r>
+        <w:rPr>
+          <w:rFonts w:ascii="Arial" w:hAnsi="Arial" w:eastAsia="Arial" w:cs="Arial"/>
+          <w:b/>
+          <w:i w:val="0"/>
+          <w:color w:val="2E4A7A"/>
+          <w:sz w:val="24"/>
+          <w:vertAlign w:val="subscript"/>
+        </w:rPr>
+        <w:t>1</w:t>
+      </w:r>
+      <w:r>
+        <w:rPr>
+          <w:rFonts w:ascii="Arial" w:hAnsi="Arial" w:eastAsia="Arial" w:cs="Arial"/>
+          <w:b/>
+          <w:i w:val="0"/>
+          <w:color w:val="2E4A7A"/>
+          <w:sz w:val="24"/>
+        </w:rPr>
+        <w:t xml:space="preserve"> + (R</w:t>
+      </w:r>
+      <w:r>
+        <w:rPr>
+          <w:rFonts w:ascii="Arial" w:hAnsi="Arial" w:eastAsia="Arial" w:cs="Arial"/>
+          <w:b/>
+          <w:i w:val="0"/>
+          <w:color w:val="2E4A7A"/>
+          <w:sz w:val="24"/>
+          <w:vertAlign w:val="subscript"/>
+        </w:rPr>
+        <w:t>2</w:t>
+      </w:r>
+      <w:r>
+        <w:rPr>
+          <w:rFonts w:ascii="Arial" w:hAnsi="Arial" w:eastAsia="Arial" w:cs="Arial"/>
+          <w:b/>
+          <w:i w:val="0"/>
+          <w:color w:val="2E4A7A"/>
+          <w:sz w:val="24"/>
+        </w:rPr>
+        <w:t xml:space="preserve"> ∥ R</w:t>
+      </w:r>
+      <w:r>
+        <w:rPr>
+          <w:rFonts w:ascii="Arial" w:hAnsi="Arial" w:eastAsia="Arial" w:cs="Arial"/>
+          <w:b/>
+          <w:i w:val="0"/>
+          <w:color w:val="2E4A7A"/>
+          <w:sz w:val="24"/>
+          <w:vertAlign w:val="subscript"/>
+        </w:rPr>
+        <w:t>3</w:t>
+      </w:r>
+      <w:r>
+        <w:rPr>
+          <w:rFonts w:ascii="Arial" w:hAnsi="Arial" w:eastAsia="Arial" w:cs="Arial"/>
+          <w:b/>
+          <w:i w:val="0"/>
+          <w:color w:val="2E4A7A"/>
+          <w:sz w:val="24"/>
+        </w:rPr>
+        <w:t>)</w:t>
       </w:r>
     </w:p>
     <w:p>
@@ -12515,7 +12630,45 @@
           <w:i w:val="0"/>
           <w:sz w:val="21"/>
         </w:rPr>
-        <w:t xml:space="preserve"> dan memperkecil R_par, sehingga arus total naik dan tegangan pada R₁ ikut naik. (2) V₁ + V_par selalu sama dengan V (KVL) dan I₂ + I₃ selalu sama dengan I (KCL). (3) Soal C12 memakai jaringan ini.</w:t>
+        <w:t xml:space="preserve"> dan memperkecil R</w:t>
+      </w:r>
+      <w:r>
+        <w:rPr>
+          <w:rFonts w:ascii="Arial" w:hAnsi="Arial" w:eastAsia="Arial" w:cs="Arial"/>
+          <w:b w:val="0"/>
+          <w:i w:val="0"/>
+          <w:sz w:val="21"/>
+          <w:vertAlign w:val="subscript"/>
+        </w:rPr>
+        <w:t>par</w:t>
+      </w:r>
+      <w:r>
+        <w:rPr>
+          <w:rFonts w:ascii="Arial" w:hAnsi="Arial" w:eastAsia="Arial" w:cs="Arial"/>
+          <w:b w:val="0"/>
+          <w:i w:val="0"/>
+          <w:sz w:val="21"/>
+        </w:rPr>
+        <w:t>, sehingga arus total naik dan tegangan pada R₁ ikut naik. (2) V₁ + V</w:t>
+      </w:r>
+      <w:r>
+        <w:rPr>
+          <w:rFonts w:ascii="Arial" w:hAnsi="Arial" w:eastAsia="Arial" w:cs="Arial"/>
+          <w:b w:val="0"/>
+          <w:i w:val="0"/>
+          <w:sz w:val="21"/>
+          <w:vertAlign w:val="subscript"/>
+        </w:rPr>
+        <w:t>par</w:t>
+      </w:r>
+      <w:r>
+        <w:rPr>
+          <w:rFonts w:ascii="Arial" w:hAnsi="Arial" w:eastAsia="Arial" w:cs="Arial"/>
+          <w:b w:val="0"/>
+          <w:i w:val="0"/>
+          <w:sz w:val="21"/>
+        </w:rPr>
+        <w:t xml:space="preserve"> selalu sama dengan V (KVL) dan I₂ + I₃ selalu sama dengan I (KCL). (3) Soal C12 memakai jaringan ini.</w:t>
       </w:r>
     </w:p>
     <w:p>
@@ -12531,7 +12684,18 @@
           <w:color w:val="2E4A7A"/>
           <w:sz w:val="24"/>
         </w:rPr>
-        <w:t>Animasi 2 — Transfer Daya Maksimum dan Efisiensi terhadap RL</w:t>
+        <w:t>Animasi 2 — Transfer Daya Maksimum dan Efisiensi terhadap R</w:t>
+      </w:r>
+      <w:r>
+        <w:rPr>
+          <w:rFonts w:ascii="Arial" w:hAnsi="Arial" w:eastAsia="Arial" w:cs="Arial"/>
+          <w:b/>
+          <w:i w:val="0"/>
+          <w:color w:val="2E4A7A"/>
+          <w:sz w:val="24"/>
+          <w:vertAlign w:val="subscript"/>
+        </w:rPr>
+        <w:t>L</w:t>
       </w:r>
     </w:p>
     <w:p>
@@ -12575,7 +12739,45 @@
           <w:i w:val="0"/>
           <w:sz w:val="21"/>
         </w:rPr>
-        <w:t xml:space="preserve"> Kurva hijau adalah daya beban, kurva jingga putus-putus efisiensi, sumbu mendatar R_L dalam kelipatan r; titik-titik menyapu R_L dari kecil ke besar.</w:t>
+        <w:t xml:space="preserve"> Kurva hijau adalah daya beban, kurva jingga putus-putus efisiensi, sumbu mendatar R</w:t>
+      </w:r>
+      <w:r>
+        <w:rPr>
+          <w:rFonts w:ascii="Arial" w:hAnsi="Arial" w:eastAsia="Arial" w:cs="Arial"/>
+          <w:b w:val="0"/>
+          <w:i w:val="0"/>
+          <w:sz w:val="21"/>
+          <w:vertAlign w:val="subscript"/>
+        </w:rPr>
+        <w:t>L</w:t>
+      </w:r>
+      <w:r>
+        <w:rPr>
+          <w:rFonts w:ascii="Arial" w:hAnsi="Arial" w:eastAsia="Arial" w:cs="Arial"/>
+          <w:b w:val="0"/>
+          <w:i w:val="0"/>
+          <w:sz w:val="21"/>
+        </w:rPr>
+        <w:t xml:space="preserve"> dalam kelipatan r; titik-titik menyapu R</w:t>
+      </w:r>
+      <w:r>
+        <w:rPr>
+          <w:rFonts w:ascii="Arial" w:hAnsi="Arial" w:eastAsia="Arial" w:cs="Arial"/>
+          <w:b w:val="0"/>
+          <w:i w:val="0"/>
+          <w:sz w:val="21"/>
+          <w:vertAlign w:val="subscript"/>
+        </w:rPr>
+        <w:t>L</w:t>
+      </w:r>
+      <w:r>
+        <w:rPr>
+          <w:rFonts w:ascii="Arial" w:hAnsi="Arial" w:eastAsia="Arial" w:cs="Arial"/>
+          <w:b w:val="0"/>
+          <w:i w:val="0"/>
+          <w:sz w:val="21"/>
+        </w:rPr>
+        <w:t xml:space="preserve"> dari kecil ke besar.</w:t>
       </w:r>
       <w:r>
         <w:br/>
@@ -12596,16 +12798,54 @@
           <w:i w:val="0"/>
           <w:sz w:val="21"/>
         </w:rPr>
-        <w:t>Daya memuncak tepat di R_L = r</w:t>
-      </w:r>
-      <w:r>
-        <w:rPr>
-          <w:rFonts w:ascii="Arial" w:hAnsi="Arial" w:eastAsia="Arial" w:cs="Arial"/>
-          <w:b w:val="0"/>
-          <w:i w:val="0"/>
-          <w:sz w:val="21"/>
-        </w:rPr>
-        <w:t xml:space="preserve"> dengan nilai E²/4r, dan efisiensi di sana 50%. (2) Memperkecil r menaikkan puncak daya dengan cepat (∝ 1/r). (3) Di R_L = 4r efisiensi sudah 80% walau daya tinggal 64% dari puncak; sistem tenaga memilih wilayah ini. Soal C11 dan C15.</w:t>
+        <w:t>Daya memuncak tepat di R</w:t>
+      </w:r>
+      <w:r>
+        <w:rPr>
+          <w:rFonts w:ascii="Arial" w:hAnsi="Arial" w:eastAsia="Arial" w:cs="Arial"/>
+          <w:b/>
+          <w:i w:val="0"/>
+          <w:sz w:val="21"/>
+          <w:vertAlign w:val="subscript"/>
+        </w:rPr>
+        <w:t>L</w:t>
+      </w:r>
+      <w:r>
+        <w:rPr>
+          <w:rFonts w:ascii="Arial" w:hAnsi="Arial" w:eastAsia="Arial" w:cs="Arial"/>
+          <w:b/>
+          <w:i w:val="0"/>
+          <w:sz w:val="21"/>
+        </w:rPr>
+        <w:t xml:space="preserve"> = r</w:t>
+      </w:r>
+      <w:r>
+        <w:rPr>
+          <w:rFonts w:ascii="Arial" w:hAnsi="Arial" w:eastAsia="Arial" w:cs="Arial"/>
+          <w:b w:val="0"/>
+          <w:i w:val="0"/>
+          <w:sz w:val="21"/>
+        </w:rPr>
+        <w:t xml:space="preserve"> dengan nilai E²/4r, dan efisiensi di sana 50%. (2) Memperkecil r menaikkan puncak daya dengan cepat (∝ 1/r). (3) Di R</w:t>
+      </w:r>
+      <w:r>
+        <w:rPr>
+          <w:rFonts w:ascii="Arial" w:hAnsi="Arial" w:eastAsia="Arial" w:cs="Arial"/>
+          <w:b w:val="0"/>
+          <w:i w:val="0"/>
+          <w:sz w:val="21"/>
+          <w:vertAlign w:val="subscript"/>
+        </w:rPr>
+        <w:t>L</w:t>
+      </w:r>
+      <w:r>
+        <w:rPr>
+          <w:rFonts w:ascii="Arial" w:hAnsi="Arial" w:eastAsia="Arial" w:cs="Arial"/>
+          <w:b w:val="0"/>
+          <w:i w:val="0"/>
+          <w:sz w:val="21"/>
+        </w:rPr>
+        <w:t xml:space="preserve"> = 4r efisiensi sudah 80% walau daya tinggal 64% dari puncak; sistem tenaga memilih wilayah ini. Soal C11 dan C15.</w:t>
       </w:r>
     </w:p>
     <w:p>
@@ -12711,7 +12951,28 @@
           <w:color w:val="2E4A7A"/>
           <w:sz w:val="24"/>
         </w:rPr>
-        <w:t>Animasi 4 — Sumber Nyata: Tegangan Terminal dan Daya terhadap Arus Vt = E − Ir</w:t>
+        <w:t>Animasi 4 — Sumber Nyata: Tegangan Terminal dan Daya terhadap Arus V</w:t>
+      </w:r>
+      <w:r>
+        <w:rPr>
+          <w:rFonts w:ascii="Arial" w:hAnsi="Arial" w:eastAsia="Arial" w:cs="Arial"/>
+          <w:b/>
+          <w:i w:val="0"/>
+          <w:color w:val="2E4A7A"/>
+          <w:sz w:val="24"/>
+          <w:vertAlign w:val="subscript"/>
+        </w:rPr>
+        <w:t>t</w:t>
+      </w:r>
+      <w:r>
+        <w:rPr>
+          <w:rFonts w:ascii="Arial" w:hAnsi="Arial" w:eastAsia="Arial" w:cs="Arial"/>
+          <w:b/>
+          <w:i w:val="0"/>
+          <w:color w:val="2E4A7A"/>
+          <w:sz w:val="24"/>
+        </w:rPr>
+        <w:t xml:space="preserve"> = E − Ir</w:t>
       </w:r>
     </w:p>
     <w:p>
@@ -12785,7 +13046,26 @@
           <w:i w:val="0"/>
           <w:sz w:val="21"/>
         </w:rPr>
-        <w:t>; sumber 'lemah' cepat kehilangan tegangan. (2) Daya beban memuncak di I = E/2r (setengah arus hubung singkat), titik yang sama dengan R_L = r. (3) Readout menampilkan arus hubung singkat E/r, angka yang menentukan sekring di dekat baterai. Soal C8.</w:t>
+        <w:t>; sumber 'lemah' cepat kehilangan tegangan. (2) Daya beban memuncak di I = E/2r (setengah arus hubung singkat), titik yang sama dengan R</w:t>
+      </w:r>
+      <w:r>
+        <w:rPr>
+          <w:rFonts w:ascii="Arial" w:hAnsi="Arial" w:eastAsia="Arial" w:cs="Arial"/>
+          <w:b w:val="0"/>
+          <w:i w:val="0"/>
+          <w:sz w:val="21"/>
+          <w:vertAlign w:val="subscript"/>
+        </w:rPr>
+        <w:t>L</w:t>
+      </w:r>
+      <w:r>
+        <w:rPr>
+          <w:rFonts w:ascii="Arial" w:hAnsi="Arial" w:eastAsia="Arial" w:cs="Arial"/>
+          <w:b w:val="0"/>
+          <w:i w:val="0"/>
+          <w:sz w:val="21"/>
+        </w:rPr>
+        <w:t xml:space="preserve"> = r. (3) Readout menampilkan arus hubung singkat E/r, angka yang menentukan sekring di dekat baterai. Soal C8.</w:t>
       </w:r>
     </w:p>
     <w:p>
@@ -12814,7 +13094,26 @@
           <w:i w:val="0"/>
           <w:sz w:val="21"/>
         </w:rPr>
-        <w:t xml:space="preserve"> pada Animasi 3 atur 25 A, 30 m, batas 3%: kabel yang dipilih harus 25 mm², sesuai Bagian 06. Naikkan batas ke 5% dan lihat kabel mana yang kini cukup. Lalu pada Animasi 2 cari R_L yang memberi efisiensi 90% dan bandingkan dayanya dengan puncak.</w:t>
+        <w:t xml:space="preserve"> pada Animasi 3 atur 25 A, 30 m, batas 3%: kabel yang dipilih harus 25 mm², sesuai Bagian 06. Naikkan batas ke 5% dan lihat kabel mana yang kini cukup. Lalu pada Animasi 2 cari R</w:t>
+      </w:r>
+      <w:r>
+        <w:rPr>
+          <w:rFonts w:ascii="Arial" w:hAnsi="Arial" w:eastAsia="Arial" w:cs="Arial"/>
+          <w:b w:val="0"/>
+          <w:i w:val="0"/>
+          <w:sz w:val="21"/>
+          <w:vertAlign w:val="subscript"/>
+        </w:rPr>
+        <w:t>L</w:t>
+      </w:r>
+      <w:r>
+        <w:rPr>
+          <w:rFonts w:ascii="Arial" w:hAnsi="Arial" w:eastAsia="Arial" w:cs="Arial"/>
+          <w:b w:val="0"/>
+          <w:i w:val="0"/>
+          <w:sz w:val="21"/>
+        </w:rPr>
+        <w:t xml:space="preserve"> yang memberi efisiensi 90% dan bandingkan dayanya dengan puncak.</w:t>
       </w:r>
     </w:p>
     <w:p>
@@ -12830,7 +13129,9 @@
           <w:color w:val="1F3864"/>
           <w:sz w:val="28"/>
         </w:rPr>
-        <w:t>IMPLEMENTASI PYTHON DI JUPYTER NOTEBOOK</w:t>
+        <w:t>IMPLEMENTASI PYTHON</w:t>
+        <w:br/>
+        <w:t>DI JUPYTER NOTEBOOK</w:t>
       </w:r>
     </w:p>
     <w:p>
@@ -13321,7 +13622,49 @@
           <w:color w:val="2E4A7A"/>
           <w:sz w:val="20"/>
         </w:rPr>
-        <w:t>Cell 3 — Efisiensi Penyaluran, Transfer Daya Maksimum, dan Kurva P_L(R_L)</w:t>
+        <w:t>Cell 3 — Efisiensi Penyaluran, Transfer Daya Maksimum, dan Kurva P</w:t>
+      </w:r>
+      <w:r>
+        <w:rPr>
+          <w:rFonts w:ascii="Arial" w:hAnsi="Arial" w:eastAsia="Arial" w:cs="Arial"/>
+          <w:b/>
+          <w:i w:val="0"/>
+          <w:color w:val="2E4A7A"/>
+          <w:sz w:val="20"/>
+          <w:vertAlign w:val="subscript"/>
+        </w:rPr>
+        <w:t>L</w:t>
+      </w:r>
+      <w:r>
+        <w:rPr>
+          <w:rFonts w:ascii="Arial" w:hAnsi="Arial" w:eastAsia="Arial" w:cs="Arial"/>
+          <w:b/>
+          <w:i w:val="0"/>
+          <w:color w:val="2E4A7A"/>
+          <w:sz w:val="20"/>
+        </w:rPr>
+        <w:t>(R</w:t>
+      </w:r>
+      <w:r>
+        <w:rPr>
+          <w:rFonts w:ascii="Arial" w:hAnsi="Arial" w:eastAsia="Arial" w:cs="Arial"/>
+          <w:b/>
+          <w:i w:val="0"/>
+          <w:color w:val="2E4A7A"/>
+          <w:sz w:val="20"/>
+          <w:vertAlign w:val="subscript"/>
+        </w:rPr>
+        <w:t>L</w:t>
+      </w:r>
+      <w:r>
+        <w:rPr>
+          <w:rFonts w:ascii="Arial" w:hAnsi="Arial" w:eastAsia="Arial" w:cs="Arial"/>
+          <w:b/>
+          <w:i w:val="0"/>
+          <w:color w:val="2E4A7A"/>
+          <w:sz w:val="20"/>
+        </w:rPr>
+        <w:t>)</w:t>
       </w:r>
     </w:p>
     <w:p>
@@ -13771,7 +14114,26 @@
           <w:i w:val="0"/>
           <w:sz w:val="21"/>
         </w:rPr>
-        <w:t xml:space="preserve"> jalankan keempat cell dan cocokkan dengan angka di Bagian 03–06: I = 6,000 A pada jaringan contoh, P_maks = 144 W untuk sumber 24 V/1 Ω, dan kabel 25 mm² untuk 25 A sejauh 30 m. Cell 2–4 memuat pola penyelesaian soal Hard C11–C15; pahami langkahnya, jangan hanya menyalin angkanya.</w:t>
+        <w:t xml:space="preserve"> jalankan keempat cell dan cocokkan dengan angka di Bagian 03–06: I = 6,000 A pada jaringan contoh, P</w:t>
+      </w:r>
+      <w:r>
+        <w:rPr>
+          <w:rFonts w:ascii="Arial" w:hAnsi="Arial" w:eastAsia="Arial" w:cs="Arial"/>
+          <w:b w:val="0"/>
+          <w:i w:val="0"/>
+          <w:sz w:val="21"/>
+          <w:vertAlign w:val="subscript"/>
+        </w:rPr>
+        <w:t>maks</w:t>
+      </w:r>
+      <w:r>
+        <w:rPr>
+          <w:rFonts w:ascii="Arial" w:hAnsi="Arial" w:eastAsia="Arial" w:cs="Arial"/>
+          <w:b w:val="0"/>
+          <w:i w:val="0"/>
+          <w:sz w:val="21"/>
+        </w:rPr>
+        <w:t xml:space="preserve"> = 144 W untuk sumber 24 V/1 Ω, dan kabel 25 mm² untuk 25 A sejauh 30 m. Cell 2–4 memuat pola penyelesaian soal Hard C11–C15; pahami langkahnya, jangan hanya menyalin angkanya.</w:t>
       </w:r>
     </w:p>
     <w:p>
@@ -14076,7 +14438,45 @@
           <w:i w:val="0"/>
           <w:sz w:val="21"/>
         </w:rPr>
-        <w:t>(D) P = V I = I2 R = V2/R</w:t>
+        <w:t>(D) P = V I = I</w:t>
+      </w:r>
+      <w:r>
+        <w:rPr>
+          <w:rFonts w:ascii="Arial" w:hAnsi="Arial" w:eastAsia="Arial" w:cs="Arial"/>
+          <w:b w:val="0"/>
+          <w:i w:val="0"/>
+          <w:sz w:val="21"/>
+          <w:vertAlign w:val="superscript"/>
+        </w:rPr>
+        <w:t>2</w:t>
+      </w:r>
+      <w:r>
+        <w:rPr>
+          <w:rFonts w:ascii="Arial" w:hAnsi="Arial" w:eastAsia="Arial" w:cs="Arial"/>
+          <w:b w:val="0"/>
+          <w:i w:val="0"/>
+          <w:sz w:val="21"/>
+        </w:rPr>
+        <w:t xml:space="preserve"> R = V</w:t>
+      </w:r>
+      <w:r>
+        <w:rPr>
+          <w:rFonts w:ascii="Arial" w:hAnsi="Arial" w:eastAsia="Arial" w:cs="Arial"/>
+          <w:b w:val="0"/>
+          <w:i w:val="0"/>
+          <w:sz w:val="21"/>
+          <w:vertAlign w:val="superscript"/>
+        </w:rPr>
+        <w:t>2</w:t>
+      </w:r>
+      <w:r>
+        <w:rPr>
+          <w:rFonts w:ascii="Arial" w:hAnsi="Arial" w:eastAsia="Arial" w:cs="Arial"/>
+          <w:b w:val="0"/>
+          <w:i w:val="0"/>
+          <w:sz w:val="21"/>
+        </w:rPr>
+        <w:t>/R</w:t>
       </w:r>
     </w:p>
     <w:p>
@@ -14658,7 +15058,26 @@
           <w:i w:val="0"/>
           <w:sz w:val="21"/>
         </w:rPr>
-        <w:t>(A) RL = r</w:t>
+        <w:t>(A) R</w:t>
+      </w:r>
+      <w:r>
+        <w:rPr>
+          <w:rFonts w:ascii="Arial" w:hAnsi="Arial" w:eastAsia="Arial" w:cs="Arial"/>
+          <w:b w:val="0"/>
+          <w:i w:val="0"/>
+          <w:sz w:val="21"/>
+          <w:vertAlign w:val="subscript"/>
+        </w:rPr>
+        <w:t>L</w:t>
+      </w:r>
+      <w:r>
+        <w:rPr>
+          <w:rFonts w:ascii="Arial" w:hAnsi="Arial" w:eastAsia="Arial" w:cs="Arial"/>
+          <w:b w:val="0"/>
+          <w:i w:val="0"/>
+          <w:sz w:val="21"/>
+        </w:rPr>
+        <w:t xml:space="preserve"> = r</w:t>
       </w:r>
     </w:p>
     <w:p>
@@ -14682,7 +15101,26 @@
           <w:i w:val="0"/>
           <w:sz w:val="21"/>
         </w:rPr>
-        <w:t>(B) RL = 0</w:t>
+        <w:t>(B) R</w:t>
+      </w:r>
+      <w:r>
+        <w:rPr>
+          <w:rFonts w:ascii="Arial" w:hAnsi="Arial" w:eastAsia="Arial" w:cs="Arial"/>
+          <w:b w:val="0"/>
+          <w:i w:val="0"/>
+          <w:sz w:val="21"/>
+          <w:vertAlign w:val="subscript"/>
+        </w:rPr>
+        <w:t>L</w:t>
+      </w:r>
+      <w:r>
+        <w:rPr>
+          <w:rFonts w:ascii="Arial" w:hAnsi="Arial" w:eastAsia="Arial" w:cs="Arial"/>
+          <w:b w:val="0"/>
+          <w:i w:val="0"/>
+          <w:sz w:val="21"/>
+        </w:rPr>
+        <w:t xml:space="preserve"> = 0</w:t>
       </w:r>
     </w:p>
     <w:p>
@@ -14706,7 +15144,26 @@
           <w:i w:val="0"/>
           <w:sz w:val="21"/>
         </w:rPr>
-        <w:t>(C) RL sebesar mungkin</w:t>
+        <w:t>(C) R</w:t>
+      </w:r>
+      <w:r>
+        <w:rPr>
+          <w:rFonts w:ascii="Arial" w:hAnsi="Arial" w:eastAsia="Arial" w:cs="Arial"/>
+          <w:b w:val="0"/>
+          <w:i w:val="0"/>
+          <w:sz w:val="21"/>
+          <w:vertAlign w:val="subscript"/>
+        </w:rPr>
+        <w:t>L</w:t>
+      </w:r>
+      <w:r>
+        <w:rPr>
+          <w:rFonts w:ascii="Arial" w:hAnsi="Arial" w:eastAsia="Arial" w:cs="Arial"/>
+          <w:b w:val="0"/>
+          <w:i w:val="0"/>
+          <w:sz w:val="21"/>
+        </w:rPr>
+        <w:t xml:space="preserve"> sebesar mungkin</w:t>
       </w:r>
     </w:p>
     <w:p>
@@ -14730,7 +15187,26 @@
           <w:i w:val="0"/>
           <w:sz w:val="21"/>
         </w:rPr>
-        <w:t>(D) RL = 2r</w:t>
+        <w:t>(D) R</w:t>
+      </w:r>
+      <w:r>
+        <w:rPr>
+          <w:rFonts w:ascii="Arial" w:hAnsi="Arial" w:eastAsia="Arial" w:cs="Arial"/>
+          <w:b w:val="0"/>
+          <w:i w:val="0"/>
+          <w:sz w:val="21"/>
+          <w:vertAlign w:val="subscript"/>
+        </w:rPr>
+        <w:t>L</w:t>
+      </w:r>
+      <w:r>
+        <w:rPr>
+          <w:rFonts w:ascii="Arial" w:hAnsi="Arial" w:eastAsia="Arial" w:cs="Arial"/>
+          <w:b w:val="0"/>
+          <w:i w:val="0"/>
+          <w:sz w:val="21"/>
+        </w:rPr>
+        <w:t xml:space="preserve"> = 2r</w:t>
       </w:r>
     </w:p>
     <w:p>
@@ -15653,7 +16129,45 @@
           <w:i w:val="0"/>
           <w:sz w:val="21"/>
         </w:rPr>
-        <w:t>Efisiensi R_L/(r + R_L)</w:t>
+        <w:t>Efisiensi R</w:t>
+      </w:r>
+      <w:r>
+        <w:rPr>
+          <w:rFonts w:ascii="Arial" w:hAnsi="Arial" w:eastAsia="Arial" w:cs="Arial"/>
+          <w:b w:val="0"/>
+          <w:i w:val="0"/>
+          <w:sz w:val="21"/>
+          <w:vertAlign w:val="subscript"/>
+        </w:rPr>
+        <w:t>L</w:t>
+      </w:r>
+      <w:r>
+        <w:rPr>
+          <w:rFonts w:ascii="Arial" w:hAnsi="Arial" w:eastAsia="Arial" w:cs="Arial"/>
+          <w:b w:val="0"/>
+          <w:i w:val="0"/>
+          <w:sz w:val="21"/>
+        </w:rPr>
+        <w:t>/(r + R</w:t>
+      </w:r>
+      <w:r>
+        <w:rPr>
+          <w:rFonts w:ascii="Arial" w:hAnsi="Arial" w:eastAsia="Arial" w:cs="Arial"/>
+          <w:b w:val="0"/>
+          <w:i w:val="0"/>
+          <w:sz w:val="21"/>
+          <w:vertAlign w:val="subscript"/>
+        </w:rPr>
+        <w:t>L</w:t>
+      </w:r>
+      <w:r>
+        <w:rPr>
+          <w:rFonts w:ascii="Arial" w:hAnsi="Arial" w:eastAsia="Arial" w:cs="Arial"/>
+          <w:b w:val="0"/>
+          <w:i w:val="0"/>
+          <w:sz w:val="21"/>
+        </w:rPr>
+        <w:t>)</w:t>
       </w:r>
     </w:p>
     <w:p>
